--- a/Chapter - Boht.docx
+++ b/Chapter - Boht.docx
@@ -16,7 +16,14 @@
           <w:i/>
           <w:iCs/>
         </w:rPr>
-        <w:t xml:space="preserve">in cash! </w:t>
+        <w:t>for</w:t>
+      </w:r>
+      <w:r>
+        <w:rPr>
+          <w:i/>
+          <w:iCs/>
+        </w:rPr>
+        <w:t xml:space="preserve"> cash! </w:t>
       </w:r>
       <w:r>
         <w:t>From the minister. And it looks like Grafton disappeared not long after.</w:t>
@@ -47,12 +54,54 @@
     </w:p>
     <w:p>
       <w:r>
-        <w:t>Because somebody killed him. Somebody put him in that freezer, and then someone else lived quietly and extremely eccentrically in this chapel for the next thirty two years. And we don’t know who that was.</w:t>
-      </w:r>
-    </w:p>
-    <w:p>
-      <w:r>
-        <w:t xml:space="preserve">Here’s the even weirder thing. He kind of looked like Dobby. He had the big black eyebrows. He had the heavy black framed glasses – of course, anybody could get some heavy-framed black glasses. But he went out of his way to look like the picture of Dobby that they always use in the papers, which is 40 years old now. </w:t>
+        <w:t xml:space="preserve">Because </w:t>
+      </w:r>
+      <w:r>
+        <w:rPr>
+          <w:i/>
+          <w:iCs/>
+        </w:rPr>
+        <w:t>somebody</w:t>
+      </w:r>
+      <w:r>
+        <w:t xml:space="preserve"> killed him. </w:t>
+      </w:r>
+      <w:r>
+        <w:rPr>
+          <w:i/>
+          <w:iCs/>
+        </w:rPr>
+        <w:t>Somebody</w:t>
+      </w:r>
+      <w:r>
+        <w:t xml:space="preserve"> put him in that freezer, and then someone else lived quietly and extremely eccentrically in this chapel for the next </w:t>
+      </w:r>
+      <w:proofErr w:type="gramStart"/>
+      <w:r>
+        <w:t>thirty two</w:t>
+      </w:r>
+      <w:proofErr w:type="gramEnd"/>
+      <w:r>
+        <w:t xml:space="preserve"> years.</w:t>
+      </w:r>
+      <w:r>
+        <w:t xml:space="preserve"> And the logical conclusion is that whoever it was that lived here was the person who killed Dobby.</w:t>
+      </w:r>
+      <w:r>
+        <w:t xml:space="preserve"> And we don’t know who that was.</w:t>
+      </w:r>
+    </w:p>
+    <w:p>
+      <w:r>
+        <w:t xml:space="preserve">Here’s </w:t>
+      </w:r>
+      <w:proofErr w:type="gramStart"/>
+      <w:r>
+        <w:t>the even</w:t>
+      </w:r>
+      <w:proofErr w:type="gramEnd"/>
+      <w:r>
+        <w:t xml:space="preserve"> weirder thing. He kind of looked like Dobby. He had the big black eyebrows. He had the heavy black framed glasses – of course, anybody could get some heavy-framed black glasses. But he went out of his way to look like the picture of Dobby that they always use in the papers, which is 40 years old now. </w:t>
       </w:r>
     </w:p>
     <w:p>
@@ -73,17 +122,42 @@
       </w:r>
       <w:proofErr w:type="spellEnd"/>
       <w:r>
-        <w:t xml:space="preserve"> – he had an obvious scar. Really obvious. As if he was saying “look! It’s Dobby! I had my mole removed.”</w:t>
-      </w:r>
-    </w:p>
-    <w:p>
-      <w:r>
-        <w:t>So that’s one unanswered question. Who was Both.</w:t>
-      </w:r>
-    </w:p>
-    <w:p>
-      <w:r>
-        <w:t>And here’s another question, why is there too much gold?</w:t>
+        <w:t xml:space="preserve"> – he had an obvious scar. Really obvious. As if he was saying “look! It’s Dobby! I had my mole removed</w:t>
+      </w:r>
+      <w:r>
+        <w:t>!</w:t>
+      </w:r>
+      <w:r>
+        <w:t>”</w:t>
+      </w:r>
+    </w:p>
+    <w:p>
+      <w:r>
+        <w:t xml:space="preserve">So that’s one unanswered question. Who was </w:t>
+      </w:r>
+      <w:proofErr w:type="spellStart"/>
+      <w:r>
+        <w:t>Bo</w:t>
+      </w:r>
+      <w:r>
+        <w:t>ht</w:t>
+      </w:r>
+      <w:proofErr w:type="spellEnd"/>
+      <w:r>
+        <w:t>.</w:t>
+      </w:r>
+    </w:p>
+    <w:p>
+      <w:r>
+        <w:t xml:space="preserve">And here’s another question, why is there </w:t>
+      </w:r>
+      <w:proofErr w:type="gramStart"/>
+      <w:r>
+        <w:t>too</w:t>
+      </w:r>
+      <w:proofErr w:type="gramEnd"/>
+      <w:r>
+        <w:t xml:space="preserve"> much gold?</w:t>
       </w:r>
     </w:p>
     <w:p>
@@ -103,7 +177,19 @@
     </w:p>
     <w:p>
       <w:r>
-        <w:t>No, but if all the statues and all the bricks and the fire extinguishers are what we think they are… Yes? It’s about three times too much.</w:t>
+        <w:t xml:space="preserve">No, but if all the statues and all the bricks and the fire extinguishers are what </w:t>
+      </w:r>
+      <w:r>
+        <w:t>you</w:t>
+      </w:r>
+      <w:r>
+        <w:t xml:space="preserve"> think they are… Yes? </w:t>
+      </w:r>
+      <w:r>
+        <w:t>There’s</w:t>
+      </w:r>
+      <w:r>
+        <w:t xml:space="preserve"> about three times too much.</w:t>
       </w:r>
     </w:p>
     <w:p>
@@ -129,6 +215,9 @@
     <w:p>
       <w:r>
         <w:t>What was the name of Ulysses</w:t>
+      </w:r>
+      <w:r>
+        <w:t>’</w:t>
       </w:r>
       <w:r>
         <w:t xml:space="preserve"> Boat? </w:t>
@@ -168,7 +257,15 @@
       </w:r>
       <w:proofErr w:type="spellEnd"/>
       <w:r>
-        <w:t xml:space="preserve"> was more than one person? What if he was two people? Two people with black back-combed hair</w:t>
+        <w:t xml:space="preserve"> was more than one person? What if he </w:t>
+      </w:r>
+      <w:proofErr w:type="gramStart"/>
+      <w:r>
+        <w:t>was</w:t>
+      </w:r>
+      <w:proofErr w:type="gramEnd"/>
+      <w:r>
+        <w:t xml:space="preserve"> two people? Two people with black back-combed hair</w:t>
       </w:r>
       <w:r>
         <w:t>, heavy glasses and a scar! It’s you know the Groucho Marx glasses that have the moustache attached, it’s like that – you put it on, everybody thinks it’s you.</w:t>
@@ -189,6 +286,9 @@
       <w:r>
         <w:t xml:space="preserve"> And that sometimes his English was good and sometimes it was terrible.</w:t>
       </w:r>
+      <w:r>
+        <w:t xml:space="preserve"> Oh God! Is it really that simple?</w:t>
+      </w:r>
     </w:p>
     <w:p>
       <w:r>
@@ -210,7 +310,36 @@
       </w:r>
       <w:proofErr w:type="spellEnd"/>
       <w:r>
-        <w:t xml:space="preserve">. </w:t>
+        <w:t>?</w:t>
+      </w:r>
+    </w:p>
+    <w:p>
+      <w:r>
+        <w:t xml:space="preserve">Was there any suggestion that </w:t>
+      </w:r>
+      <w:proofErr w:type="spellStart"/>
+      <w:r>
+        <w:t>Boht</w:t>
+      </w:r>
+      <w:proofErr w:type="spellEnd"/>
+      <w:r>
+        <w:t xml:space="preserve"> </w:t>
+      </w:r>
+      <w:proofErr w:type="gramStart"/>
+      <w:r>
+        <w:t>–  oh</w:t>
+      </w:r>
+      <w:proofErr w:type="gramEnd"/>
+      <w:r>
+        <w:t xml:space="preserve">, God, how are we going to label them now? </w:t>
+      </w:r>
+      <w:proofErr w:type="spellStart"/>
+      <w:r>
+        <w:t>Boht</w:t>
+      </w:r>
+      <w:proofErr w:type="spellEnd"/>
+      <w:r>
+        <w:t xml:space="preserve"> A, let’s call him. </w:t>
       </w:r>
     </w:p>
     <w:p>
@@ -218,12 +347,18 @@
         <w:t xml:space="preserve">Well, </w:t>
       </w:r>
       <w:r>
-        <w:t>maybe it’s a bit difficult to explain if they’ve declare you dead at the scene. That might attract notice if you show up again a few days later – “Surprise motherfuckers!”</w:t>
-      </w:r>
-    </w:p>
-    <w:p>
-      <w:r>
-        <w:t xml:space="preserve">So if you’re </w:t>
+        <w:t xml:space="preserve">maybe it’s a bit difficult to explain if they’ve </w:t>
+      </w:r>
+      <w:proofErr w:type="gramStart"/>
+      <w:r>
+        <w:t>declare</w:t>
+      </w:r>
+      <w:proofErr w:type="gramEnd"/>
+      <w:r>
+        <w:t xml:space="preserve"> you dead at the scene. </w:t>
+      </w:r>
+      <w:r>
+        <w:t xml:space="preserve">Was there any suggestion at all that </w:t>
       </w:r>
       <w:proofErr w:type="spellStart"/>
       <w:r>
@@ -231,6 +366,47 @@
       </w:r>
       <w:proofErr w:type="spellEnd"/>
       <w:r>
+        <w:t xml:space="preserve"> One </w:t>
+      </w:r>
+      <w:r>
+        <w:t>didn’t die of natural causes</w:t>
+      </w:r>
+      <w:r>
+        <w:t>?</w:t>
+      </w:r>
+    </w:p>
+    <w:p>
+      <w:r>
+        <w:t>It would be good to get the police report.</w:t>
+      </w:r>
+      <w:r>
+        <w:t xml:space="preserve"> </w:t>
+      </w:r>
+    </w:p>
+    <w:p>
+      <w:r>
+        <w:t xml:space="preserve"> </w:t>
+      </w:r>
+      <w:r>
+        <w:t>That might attract notice if you show up again a few days later – “Surprise motherfuckers!”</w:t>
+      </w:r>
+    </w:p>
+    <w:p>
+      <w:r>
+        <w:t>So</w:t>
+      </w:r>
+      <w:r>
+        <w:t>,</w:t>
+      </w:r>
+      <w:r>
+        <w:t xml:space="preserve"> if you’re </w:t>
+      </w:r>
+      <w:proofErr w:type="spellStart"/>
+      <w:r>
+        <w:t>Boht</w:t>
+      </w:r>
+      <w:proofErr w:type="spellEnd"/>
+      <w:r>
         <w:t xml:space="preserve"> 2, </w:t>
       </w:r>
       <w:proofErr w:type="spellStart"/>
@@ -255,12 +431,10 @@
       </w:r>
       <w:proofErr w:type="spellEnd"/>
       <w:r>
-        <w:t xml:space="preserve"> Beta – you’ve got a problem. You know where there’s a house full of gold and the odd antiquarian book – a very odd antiquarian book. </w:t>
-      </w:r>
-    </w:p>
-    <w:p>
-      <w:r>
-        <w:t xml:space="preserve">Terpsichore is </w:t>
+        <w:t xml:space="preserve"> Beta – you’ve got a problem.</w:t>
+      </w:r>
+      <w:r>
+        <w:t xml:space="preserve"> If you were </w:t>
       </w:r>
       <w:proofErr w:type="spellStart"/>
       <w:r>
@@ -268,8 +442,73 @@
       </w:r>
       <w:proofErr w:type="spellEnd"/>
       <w:r>
+        <w:t xml:space="preserve"> B and you wanted to kill </w:t>
+      </w:r>
+      <w:proofErr w:type="spellStart"/>
+      <w:r>
+        <w:t>Boht</w:t>
+      </w:r>
+      <w:proofErr w:type="spellEnd"/>
+      <w:r>
+        <w:t xml:space="preserve"> A, you would do it in a way that mean you could carry on pretending, wouldn’t you?</w:t>
+      </w:r>
+      <w:r>
+        <w:t xml:space="preserve"> You know where there’s a house full of gold and the odd antiquarian book – a very odd antiquarian book.</w:t>
+      </w:r>
+      <w:r>
+        <w:t xml:space="preserve"> It doesn’t </w:t>
+      </w:r>
+      <w:proofErr w:type="gramStart"/>
+      <w:r>
+        <w:t>makes</w:t>
+      </w:r>
+      <w:proofErr w:type="gramEnd"/>
+      <w:r>
+        <w:t xml:space="preserve"> sense </w:t>
+      </w:r>
+      <w:proofErr w:type="gramStart"/>
+      <w:r>
+        <w:t>being</w:t>
+      </w:r>
+      <w:proofErr w:type="gramEnd"/>
+      <w:r>
+        <w:t xml:space="preserve"> anything other than natural causes. Didn’t he call the ambulance himself? </w:t>
+      </w:r>
+      <w:r>
+        <w:t xml:space="preserve"> </w:t>
+      </w:r>
+    </w:p>
+    <w:p>
+      <w:proofErr w:type="gramStart"/>
+      <w:r>
+        <w:t>Terpsichore is</w:t>
+      </w:r>
+      <w:proofErr w:type="gramEnd"/>
+      <w:r>
+        <w:t xml:space="preserve"> </w:t>
+      </w:r>
+      <w:proofErr w:type="spellStart"/>
+      <w:r>
+        <w:t>Boht</w:t>
+      </w:r>
+      <w:proofErr w:type="spellEnd"/>
+      <w:r>
+        <w:t xml:space="preserve"> B</w:t>
+      </w:r>
+      <w:r>
         <w:t>?</w:t>
       </w:r>
+      <w:r>
+        <w:t xml:space="preserve"> Isn’t he? He </w:t>
+      </w:r>
+      <w:proofErr w:type="gramStart"/>
+      <w:r>
+        <w:t>has to</w:t>
+      </w:r>
+      <w:proofErr w:type="gramEnd"/>
+      <w:r>
+        <w:t xml:space="preserve"> be.</w:t>
+      </w:r>
     </w:p>
     <w:p>
       <w:r>
@@ -289,7 +528,10 @@
       </w:r>
       <w:proofErr w:type="spellEnd"/>
       <w:r>
-        <w:t>, our client is the killer.</w:t>
+        <w:t>, our client is the killer</w:t>
+      </w:r>
+      <w:r>
+        <w:t xml:space="preserve"> of the man in the fridge.</w:t>
       </w:r>
     </w:p>
     <w:p>
@@ -299,18 +541,17 @@
     </w:p>
     <w:p>
       <w:r>
+        <w:lastRenderedPageBreak/>
         <w:t xml:space="preserve">There’s this convention, it’s not a rule exactly, more of a gentleman’s agreement. You don’t dob in your client for </w:t>
       </w:r>
       <w:r>
-        <w:t xml:space="preserve"> a fifty </w:t>
-      </w:r>
-      <w:proofErr w:type="spellStart"/>
-      <w:r>
-        <w:t>fifty</w:t>
-      </w:r>
-      <w:proofErr w:type="spellEnd"/>
-      <w:r>
-        <w:t xml:space="preserve"> chance that he’s a </w:t>
+        <w:t>a fifty</w:t>
+      </w:r>
+      <w:r>
+        <w:t>-</w:t>
+      </w:r>
+      <w:r>
+        <w:t xml:space="preserve">fifty chance that he’s a </w:t>
       </w:r>
       <w:r>
         <w:t>murder</w:t>
@@ -329,7 +570,10 @@
     </w:p>
     <w:p>
       <w:r>
-        <w:t>I don’t know?</w:t>
+        <w:t>I don’t know</w:t>
+      </w:r>
+      <w:r>
+        <w:t>.</w:t>
       </w:r>
     </w:p>
     <w:p>
@@ -344,12 +588,19 @@
     </w:p>
     <w:p>
       <w:r>
-        <w:t>One of them was left-handed and one of them was right -handed!</w:t>
-      </w:r>
-    </w:p>
-    <w:p>
-      <w:r>
-        <w:lastRenderedPageBreak/>
+        <w:t xml:space="preserve">One of them was left-handed and one of them was </w:t>
+      </w:r>
+      <w:proofErr w:type="gramStart"/>
+      <w:r>
+        <w:t>right -handed</w:t>
+      </w:r>
+      <w:proofErr w:type="gramEnd"/>
+      <w:r>
+        <w:t>!</w:t>
+      </w:r>
+    </w:p>
+    <w:p>
+      <w:r>
         <w:t xml:space="preserve">One of them was a slob and one of them was a neat freak! Hence the disgusting bathroom and the kitchen. </w:t>
       </w:r>
     </w:p>
